--- a/anexos/ANEXO_D_Denuncia_interna.docx
+++ b/anexos/ANEXO_D_Denuncia_interna.docx
@@ -33,7 +33,7 @@
           <w:color w:val="000000"/>
           <w:sz w:val="33"/>
         </w:rPr>
-        <w:t>MODELO DE DENUNCIA INTERNA (CANAL DE DENUNCIAS / LEY 2/2023)</w:t>
+        <w:t>DENUNCIA INTERNA DE ACOSO (COORDINACIÓN CON EL SISTEMA INTERNO CUANDO PROCEDA)</w:t>
       </w:r>
     </w:p>
     <w:p>
@@ -45,7 +45,7 @@
           <w:color w:val="000000"/>
           <w:sz w:val="21"/>
         </w:rPr>
-        <w:t>Válido para el canal interno de información y para la denuncia ante la comisión del protocolo. Completa los corchetes y conserva copia fechada. La versión editable (Word) se descarga desde el QR.</w:t>
+        <w:t>Válido para el canal interno de información y para la denuncia ante la comisión del protocolo. Completa los corchetes y conserva copia fechada. La plantilla editable está disponible mediante el enlace al repositorio al final del libro.</w:t>
       </w:r>
     </w:p>
     <w:p>
@@ -375,7 +375,7 @@
           <w:color w:val="000000"/>
           <w:sz w:val="21"/>
         </w:rPr>
-        <w:t>Fdo.: [FIRMA — omitir si se opta por el anonimato]</w:t>
+        <w:t>Fdo.: [FIRMA — obligatoria para la denuncia formal identificada]</w:t>
       </w:r>
     </w:p>
     <w:p>
@@ -399,7 +399,7 @@
           <w:color w:val="000000"/>
           <w:sz w:val="21"/>
         </w:rPr>
-        <w:t>Registro de entrada n.º [XXX] — Fecha de recepción: [FECHA]. Acuse de recibo remitido el [FECHA]. Plazo máximo de instrucción: [FECHA + 3 MESES]. Derivación a comisión instructora del protocolo: [SÍ/NO, FECHA].</w:t>
+        <w:t>Registro de entrada n.º [XXX] — Fecha de recepción: [FECHA]. Acuse de recibo remitido el [FECHA] (plazo legal: 7 días naturales siguientes a la recepción, salvo riesgo para la confidencialidad — Ley 2/2023). Plazo máximo de respuesta: 3 meses desde la recepción (si no se envió acuse, desde el vencimiento de los 7 días); ampliable otros 3 solo por especial complejidad. Derivación a comisión instructora del protocolo: [SÍ/NO, FECHA].</w:t>
       </w:r>
     </w:p>
     <w:sectPr>
